--- a/word_reports/LP_0148_위치_708_Frank Sinatra_My Way.docx
+++ b/word_reports/LP_0148_위치_708_Frank Sinatra_My Way.docx
@@ -4,7 +4,7 @@
   <w:body>
     <w:p>
       <w:pPr>
-        <w:spacing w:after="280"/>
+        <w:spacing w:after="80"/>
       </w:pPr>
       <w:r>
         <w:rPr w:rFonts="맑은 고딕">
@@ -13,94 +13,47 @@
           <w:color w:val="1E3A8A"/>
           <w:sz w:val="30"/>
         </w:rPr>
-        <w:t>[708] Frank Sinatra - My Way</w:t>
+        <w:t>Frank Sinatra (프랭크 시나트라) - My Way</w:t>
       </w:r>
     </w:p>
     <w:p>
       <w:pPr>
-        <w:spacing w:after="320"/>
+        <w:spacing w:after="240"/>
       </w:pPr>
       <w:r>
         <w:rPr w:rFonts="맑은 고딕">
           <w:rFonts w:ascii="맑은 고딕" w:hAnsi="맑은 고딕" w:eastAsia="맑은 고딕"/>
           <w:b/>
-          <w:sz w:val="20"/>
+          <w:color w:val="4B5563"/>
+          <w:sz w:val="22"/>
         </w:rPr>
-        <w:t>■ 위치 : 708</w:t>
-        <w:br/>
-      </w:r>
-      <w:r>
-        <w:rPr w:rFonts="맑은 고딕">
-          <w:rFonts w:ascii="맑은 고딕" w:hAnsi="맑은 고딕" w:eastAsia="맑은 고딕"/>
-          <w:b/>
-          <w:sz w:val="20"/>
-        </w:rPr>
-        <w:t>■ 아티스트 : Frank Sinatra</w:t>
-        <w:br/>
-      </w:r>
-      <w:r>
-        <w:rPr w:rFonts="맑은 고딕">
-          <w:rFonts w:ascii="맑은 고딕" w:hAnsi="맑은 고딕" w:eastAsia="맑은 고딕"/>
-          <w:b/>
-          <w:sz w:val="20"/>
-        </w:rPr>
-        <w:t>■ 앨범명 : My Way</w:t>
-        <w:br/>
-      </w:r>
-      <w:r>
-        <w:rPr w:rFonts="맑은 고딕">
-          <w:rFonts w:ascii="맑은 고딕" w:hAnsi="맑은 고딕" w:eastAsia="맑은 고딕"/>
-          <w:b w:val="0"/>
-          <w:sz w:val="20"/>
-        </w:rPr>
-        <w:t>■ 음반 레이블 : Reprise Records</w:t>
-        <w:br/>
-      </w:r>
-      <w:r>
-        <w:rPr w:rFonts="맑은 고딕">
-          <w:rFonts w:ascii="맑은 고딕" w:hAnsi="맑은 고딕" w:eastAsia="맑은 고딕"/>
-          <w:b w:val="0"/>
-          <w:sz w:val="20"/>
-        </w:rPr>
-        <w:t>■ 발매년도 : 1969</w:t>
-        <w:br/>
-      </w:r>
-      <w:r>
-        <w:rPr w:rFonts="맑은 고딕">
-          <w:rFonts w:ascii="맑은 고딕" w:hAnsi="맑은 고딕" w:eastAsia="맑은 고딕"/>
-          <w:b w:val="0"/>
-          <w:sz w:val="20"/>
-        </w:rPr>
-        <w:t>■ 장르 : 보컬 재즈 / 트래디셔널 팝 (Vocal Jazz / Traditional Pop)</w:t>
-        <w:br/>
-      </w:r>
-      <w:r>
-        <w:rPr w:rFonts="맑은 고딕">
-          <w:rFonts w:ascii="맑은 고딕" w:hAnsi="맑은 고딕" w:eastAsia="맑은 고딕"/>
-          <w:b w:val="0"/>
-          <w:sz w:val="20"/>
-        </w:rPr>
-        <w:t>■ 주요 수록곡 : - My Way</w:t>
-        <w:br/>
+        <w:t>위치 :  708</w:t>
       </w:r>
     </w:p>
     <w:p>
       <w:pPr>
-        <w:spacing w:after="160"/>
+        <w:spacing w:line="324" w:lineRule="auto" w:before="80" w:after="160"/>
       </w:pPr>
       <w:r>
         <w:rPr w:rFonts="맑은 고딕">
           <w:rFonts w:ascii="맑은 고딕" w:hAnsi="맑은 고딕" w:eastAsia="맑은 고딕"/>
           <w:b/>
           <w:color w:val="1F2937"/>
-          <w:sz w:val="24"/>
+          <w:sz w:val="22"/>
         </w:rPr>
-        <w:t>■ 음반 해설 및 감상 가이드</w:t>
+        <w:t xml:space="preserve">[음반 소개] </w:t>
+      </w:r>
+      <w:r>
+        <w:rPr w:rFonts="맑은 고딕">
+          <w:rFonts w:ascii="맑은 고딕" w:hAnsi="맑은 고딕" w:eastAsia="맑은 고딕"/>
+          <w:b w:val="0"/>
+          <w:sz w:val="21"/>
+        </w:rPr>
       </w:r>
     </w:p>
     <w:p>
       <w:pPr>
-        <w:spacing w:line="312" w:lineRule="auto" w:after="120"/>
+        <w:spacing w:line="324" w:lineRule="auto" w:after="120"/>
       </w:pPr>
       <w:r>
         <w:rPr w:rFonts="맑은 고딕">
@@ -108,51 +61,516 @@
           <w:b w:val="0"/>
           <w:sz w:val="21"/>
         </w:rPr>
-        <w:t>20세기 대중음악사를 관통하는 보컬의 거장 프랭크 시나트라(Frank Sinatra)가 1969년 발표한 《My Way》는 그의 음악 여정에서 가장 찬란하게 빛나는 금탑과도 같은 명반입니다. 당시 음악 인생의 전환점을 맞이하고 있던 시나트라는 이 음반을 통해 자신의 삶을 회고하는 동시에, 시대를 초월하는 거장의 위엄을 전 세계에 다시 한번 각인시켰습니다. 거장 돈 코스타(Don Costa)의 세련되고 웅장한 오케스트라 편곡과 시나트라의 완숙한 보컬이 어우러진 이 앨범은 빅밴드 스윙의 전통과 현대적 팝 감성이 완벽한 조화를 이루는 걸작입니다.</w:t>
+        <w:t>황혼의 문턱에 선 거장이 자신의 전 생애를 담담하고도 웅장하게 반추하는 1969년작 [My Way]는 20세기 대중음악사가 남긴 가장 찬연한 기념비 중 하나입니다. 프랭크 시나트라 특유의 깊고 그윽한 바리톤 음색은 지나온 영광과 굴곡진 회한의 시간들을 하나의 거대한 서사시로 직조해 냅니다. 격동하던 당대 록 음악의 거센 물결 속에서도 정통 보컬 팝의 품격과 자존심을 굳건히 지켜내며, 오늘날까지도 인생이라는 숭고한 여정을 통과하는 모든 영혼들에게 깊은 위로와 울림을 선사합니다.</w:t>
       </w:r>
     </w:p>
     <w:p>
       <w:pPr>
-        <w:spacing w:line="312" w:lineRule="auto" w:after="120"/>
+        <w:spacing w:line="324" w:lineRule="auto" w:before="200" w:after="80"/>
       </w:pPr>
+      <w:r>
+        <w:rPr w:rFonts="맑은 고딕">
+          <w:rFonts w:ascii="맑은 고딕" w:hAnsi="맑은 고딕" w:eastAsia="맑은 고딕"/>
+          <w:b/>
+          <w:color w:val="1E3A8A"/>
+          <w:sz w:val="24"/>
+        </w:rPr>
+        <w:t>1. 음반 데이터</w:t>
+      </w:r>
+    </w:p>
+    <w:p>
+      <w:pPr>
+        <w:spacing w:line="324" w:lineRule="auto" w:after="80"/>
+      </w:pPr>
+      <w:r>
+        <w:rPr w:rFonts="맑은 고딕">
+          <w:rFonts w:ascii="맑은 고딕" w:hAnsi="맑은 고딕" w:eastAsia="맑은 고딕"/>
+          <w:b w:val="0"/>
+          <w:color w:val="6B7280"/>
+          <w:sz w:val="21"/>
+        </w:rPr>
+        <w:t xml:space="preserve">· </w:t>
+      </w:r>
+      <w:r>
+        <w:rPr w:rFonts="맑은 고딕">
+          <w:rFonts w:ascii="맑은 고딕" w:hAnsi="맑은 고딕" w:eastAsia="맑은 고딕"/>
+          <w:b/>
+          <w:color w:val="1F2937"/>
+          <w:sz w:val="21"/>
+        </w:rPr>
+        <w:t xml:space="preserve">앨범명: </w:t>
+      </w:r>
       <w:r>
         <w:rPr w:rFonts="맑은 고딕">
           <w:rFonts w:ascii="맑은 고딕" w:hAnsi="맑은 고딕" w:eastAsia="맑은 고딕"/>
           <w:b w:val="0"/>
           <w:sz w:val="21"/>
         </w:rPr>
-        <w:t>앨범의 상징이자 대중음악사 최고의 명곡으로 꼽히는 동명의 타이틀곡 〈My Way〉는 프랑스 가요를 싱어송라이터 폴 앵카가 시나트라만을 위해 영문 가사로 재해석해 선물한 작품입니다. 담담하게 지나온 날들을 되돌아보는 도입부로 시작하여, 후반부 오케스트레이션의 폭발과 함께 스스로 선택한 삶에 대한 자부심을 토해내는 시나트라의 보컬은 들을 때마다 깊은 소름과 감동을 선사합니다. 특유의 정확한 발음, 완벽한 호흡 조절, 그리고 인생의 희노애락이 서린 음색은 대체 불가능한 그만의 음악적 페르소나를 완성합니다.</w:t>
+        <w:t>My Way</w:t>
       </w:r>
     </w:p>
     <w:p>
       <w:pPr>
-        <w:spacing w:line="312" w:lineRule="auto" w:after="120"/>
+        <w:spacing w:line="324" w:lineRule="auto" w:after="80"/>
       </w:pPr>
+      <w:r>
+        <w:rPr w:rFonts="맑은 고딕">
+          <w:rFonts w:ascii="맑은 고딕" w:hAnsi="맑은 고딕" w:eastAsia="맑은 고딕"/>
+          <w:b w:val="0"/>
+          <w:color w:val="6B7280"/>
+          <w:sz w:val="21"/>
+        </w:rPr>
+        <w:t xml:space="preserve">· </w:t>
+      </w:r>
+      <w:r>
+        <w:rPr w:rFonts="맑은 고딕">
+          <w:rFonts w:ascii="맑은 고딕" w:hAnsi="맑은 고딕" w:eastAsia="맑은 고딕"/>
+          <w:b/>
+          <w:color w:val="1F2937"/>
+          <w:sz w:val="21"/>
+        </w:rPr>
+        <w:t xml:space="preserve">아티스트: </w:t>
+      </w:r>
       <w:r>
         <w:rPr w:rFonts="맑은 고딕">
           <w:rFonts w:ascii="맑은 고딕" w:hAnsi="맑은 고딕" w:eastAsia="맑은 고딕"/>
           <w:b w:val="0"/>
           <w:sz w:val="21"/>
         </w:rPr>
-        <w:t>또한 이 음반은 당대의 현대적인 팝 히트곡들을 시나트라만의 품격 있는 스타일로 흡수하여 재해석했다는 점에서 높은 가치를 지닙니다. 비틀즈의 명곡을 정갈하고 성숙한 일면으로 풀어낸 〈Yesterday〉, 사이먼 앤 가펑클의 원곡에 경쾌한 빅밴드 스윙의 옷을 입힌 〈Mrs. Robinson〉, 그리고 리드미컬하고 활기찬 에너지가 돋보이는 〈For Once in My Life〉 등은 시나트라가 당대 유행하던 음악적 흐름까지 어떻게 자신의 것으로 완벽히 승화시켰는지를 잘 보여줍니다.</w:t>
+        <w:t>Frank Sinatra (프랭크 시나트라)</w:t>
       </w:r>
     </w:p>
     <w:p>
       <w:pPr>
-        <w:spacing w:line="312" w:lineRule="auto" w:after="120"/>
+        <w:spacing w:line="324" w:lineRule="auto" w:after="80"/>
       </w:pPr>
+      <w:r>
+        <w:rPr w:rFonts="맑은 고딕">
+          <w:rFonts w:ascii="맑은 고딕" w:hAnsi="맑은 고딕" w:eastAsia="맑은 고딕"/>
+          <w:b w:val="0"/>
+          <w:color w:val="6B7280"/>
+          <w:sz w:val="21"/>
+        </w:rPr>
+        <w:t xml:space="preserve">· </w:t>
+      </w:r>
+      <w:r>
+        <w:rPr w:rFonts="맑은 고딕">
+          <w:rFonts w:ascii="맑은 고딕" w:hAnsi="맑은 고딕" w:eastAsia="맑은 고딕"/>
+          <w:b/>
+          <w:color w:val="1F2937"/>
+          <w:sz w:val="21"/>
+        </w:rPr>
+        <w:t xml:space="preserve">발매 정보: </w:t>
+      </w:r>
       <w:r>
         <w:rPr w:rFonts="맑은 고딕">
           <w:rFonts w:ascii="맑은 고딕" w:hAnsi="맑은 고딕" w:eastAsia="맑은 고딕"/>
           <w:b w:val="0"/>
           <w:sz w:val="21"/>
         </w:rPr>
-        <w:t>아날로그 LP 스피커를 통해 흐르는 《My Way》는 풍성한 현악 세션의 정교한 울림과 시나트라 중저음 보컬이 지닌 특유의 온기를 한층 생생하게 전달합니다. 바이닐 특유의 따뜻하고 깊은 질감은 감상자로 하여금 마치 한 편의 오케스트라 콘서트홀 한가운데 서 있는 듯한 몰입감을 선사합니다. 거장의 호쾌하면서도 쓸쓸하고, 동시에 당당한 보컬의 궤적을 쫓아가다 보면 삶의 진정한 의미를 다시금 되새기게 되는, 세월을 뛰어넘는 영원한 명반입니다.</w:t>
+        <w:t>1969년 3월 리프라이즈 레코드(Reprise Records)를 통해 발매된 프랭크 시나트라의 정규 스튜디오 음반으로, 명편곡자 돈 코스타(Don Costa)와의 완벽한 호흡을 통해 성숙한 황혼기 보컬 미학의 정점을 기록한 역사적 작품입니다.</w:t>
+      </w:r>
+    </w:p>
+    <w:p>
+      <w:pPr>
+        <w:spacing w:line="324" w:lineRule="auto" w:after="80"/>
+      </w:pPr>
+      <w:r>
+        <w:rPr w:rFonts="맑은 고딕">
+          <w:rFonts w:ascii="맑은 고딕" w:hAnsi="맑은 고딕" w:eastAsia="맑은 고딕"/>
+          <w:b w:val="0"/>
+          <w:color w:val="6B7280"/>
+          <w:sz w:val="21"/>
+        </w:rPr>
+        <w:t xml:space="preserve">· </w:t>
+      </w:r>
+      <w:r>
+        <w:rPr w:rFonts="맑은 고딕">
+          <w:rFonts w:ascii="맑은 고딕" w:hAnsi="맑은 고딕" w:eastAsia="맑은 고딕"/>
+          <w:b/>
+          <w:color w:val="1F2937"/>
+          <w:sz w:val="21"/>
+        </w:rPr>
+        <w:t xml:space="preserve">LP 인기도(판매량): </w:t>
+      </w:r>
+      <w:r>
+        <w:rPr w:rFonts="맑은 고딕">
+          <w:rFonts w:ascii="맑은 고딕" w:hAnsi="맑은 고딕" w:eastAsia="맑은 고딕"/>
+          <w:b w:val="0"/>
+          <w:sz w:val="21"/>
+        </w:rPr>
+        <w:t>발매 직후 미국 빌보드 200 앨범 차트 11위, 영국 오피셜 앨범 차트 2위를 기록하며 대중적 찬사를 받았습니다. 특히 동명의 타이틀곡 'My Way'는 영국 싱글 차트 톱 40에 무려 75주간 머무는 경이로운 대기록을 세우며 전 세계적인 스테디셀러 앨범으로 자리매김했습니다.</w:t>
+      </w:r>
+    </w:p>
+    <w:p>
+      <w:pPr>
+        <w:spacing w:line="324" w:lineRule="auto" w:after="80"/>
+      </w:pPr>
+      <w:r>
+        <w:rPr w:rFonts="맑은 고딕">
+          <w:rFonts w:ascii="맑은 고딕" w:hAnsi="맑은 고딕" w:eastAsia="맑은 고딕"/>
+          <w:b w:val="0"/>
+          <w:color w:val="6B7280"/>
+          <w:sz w:val="21"/>
+        </w:rPr>
+        <w:t xml:space="preserve">· </w:t>
+      </w:r>
+      <w:r>
+        <w:rPr w:rFonts="맑은 고딕">
+          <w:rFonts w:ascii="맑은 고딕" w:hAnsi="맑은 고딕" w:eastAsia="맑은 고딕"/>
+          <w:b/>
+          <w:color w:val="1F2937"/>
+          <w:sz w:val="21"/>
+        </w:rPr>
+        <w:t xml:space="preserve">각종 수상경력: </w:t>
+      </w:r>
+      <w:r>
+        <w:rPr w:rFonts="맑은 고딕">
+          <w:rFonts w:ascii="맑은 고딕" w:hAnsi="맑은 고딕" w:eastAsia="맑은 고딕"/>
+          <w:b w:val="0"/>
+          <w:sz w:val="21"/>
+        </w:rPr>
+        <w:t>앨범의 표제작인 'My Way'는 2000년 그래미 명예의 전당(Grammy Hall of Fame)에 헌액되었으며, 프랭크 시나트라 필생의 시그니처 트랙이자 20세기 팝 음악사를 대표하는 가장 위대한 송가로 공인받고 있습니다.</w:t>
+      </w:r>
+    </w:p>
+    <w:p>
+      <w:pPr>
+        <w:spacing w:line="324" w:lineRule="auto" w:before="200" w:after="80"/>
+      </w:pPr>
+      <w:r>
+        <w:rPr w:rFonts="맑은 고딕">
+          <w:rFonts w:ascii="맑은 고딕" w:hAnsi="맑은 고딕" w:eastAsia="맑은 고딕"/>
+          <w:b/>
+          <w:color w:val="1E3A8A"/>
+          <w:sz w:val="24"/>
+        </w:rPr>
+        <w:t>2. 아티스트 정보</w:t>
+      </w:r>
+    </w:p>
+    <w:p>
+      <w:pPr>
+        <w:spacing w:line="324" w:lineRule="auto" w:after="80"/>
+      </w:pPr>
+      <w:r>
+        <w:rPr w:rFonts="맑은 고딕">
+          <w:rFonts w:ascii="맑은 고딕" w:hAnsi="맑은 고딕" w:eastAsia="맑은 고딕"/>
+          <w:b w:val="0"/>
+          <w:color w:val="6B7280"/>
+          <w:sz w:val="21"/>
+        </w:rPr>
+        <w:t xml:space="preserve">· </w:t>
+      </w:r>
+      <w:r>
+        <w:rPr w:rFonts="맑은 고딕">
+          <w:rFonts w:ascii="맑은 고딕" w:hAnsi="맑은 고딕" w:eastAsia="맑은 고딕"/>
+          <w:b/>
+          <w:color w:val="1F2937"/>
+          <w:sz w:val="21"/>
+        </w:rPr>
+        <w:t xml:space="preserve">국적: </w:t>
+      </w:r>
+      <w:r>
+        <w:rPr w:rFonts="맑은 고딕">
+          <w:rFonts w:ascii="맑은 고딕" w:hAnsi="맑은 고딕" w:eastAsia="맑은 고딕"/>
+          <w:b w:val="0"/>
+          <w:sz w:val="21"/>
+        </w:rPr>
+        <w:t>미국</w:t>
+      </w:r>
+    </w:p>
+    <w:p>
+      <w:pPr>
+        <w:spacing w:line="324" w:lineRule="auto" w:after="80"/>
+      </w:pPr>
+      <w:r>
+        <w:rPr w:rFonts="맑은 고딕">
+          <w:rFonts w:ascii="맑은 고딕" w:hAnsi="맑은 고딕" w:eastAsia="맑은 고딕"/>
+          <w:b w:val="0"/>
+          <w:color w:val="6B7280"/>
+          <w:sz w:val="21"/>
+        </w:rPr>
+        <w:t xml:space="preserve">· </w:t>
+      </w:r>
+      <w:r>
+        <w:rPr w:rFonts="맑은 고딕">
+          <w:rFonts w:ascii="맑은 고딕" w:hAnsi="맑은 고딕" w:eastAsia="맑은 고딕"/>
+          <w:b/>
+          <w:color w:val="1F2937"/>
+          <w:sz w:val="21"/>
+        </w:rPr>
+        <w:t xml:space="preserve">생몰년도: </w:t>
+      </w:r>
+      <w:r>
+        <w:rPr w:rFonts="맑은 고딕">
+          <w:rFonts w:ascii="맑은 고딕" w:hAnsi="맑은 고딕" w:eastAsia="맑은 고딕"/>
+          <w:b w:val="0"/>
+          <w:sz w:val="21"/>
+        </w:rPr>
+        <w:t>1915년 12월 12일 ~ 1998년 5월 14일</w:t>
+      </w:r>
+    </w:p>
+    <w:p>
+      <w:pPr>
+        <w:spacing w:line="324" w:lineRule="auto" w:after="80"/>
+      </w:pPr>
+      <w:r>
+        <w:rPr w:rFonts="맑은 고딕">
+          <w:rFonts w:ascii="맑은 고딕" w:hAnsi="맑은 고딕" w:eastAsia="맑은 고딕"/>
+          <w:b w:val="0"/>
+          <w:color w:val="6B7280"/>
+          <w:sz w:val="21"/>
+        </w:rPr>
+        <w:t xml:space="preserve">· </w:t>
+      </w:r>
+      <w:r>
+        <w:rPr w:rFonts="맑은 고딕">
+          <w:rFonts w:ascii="맑은 고딕" w:hAnsi="맑은 고딕" w:eastAsia="맑은 고딕"/>
+          <w:b/>
+          <w:color w:val="1F2937"/>
+          <w:sz w:val="21"/>
+        </w:rPr>
+        <w:t xml:space="preserve">그룹 소속: </w:t>
+      </w:r>
+      <w:r>
+        <w:rPr w:rFonts="맑은 고딕">
+          <w:rFonts w:ascii="맑은 고딕" w:hAnsi="맑은 고딕" w:eastAsia="맑은 고딕"/>
+          <w:b w:val="0"/>
+          <w:sz w:val="21"/>
+        </w:rPr>
+        <w:t>솔로 (보컬 그룹 '랫 팩(The Rat Pack)'의 리더로도 활동)</w:t>
+      </w:r>
+    </w:p>
+    <w:p>
+      <w:pPr>
+        <w:spacing w:line="324" w:lineRule="auto" w:after="80"/>
+      </w:pPr>
+      <w:r>
+        <w:rPr w:rFonts="맑은 고딕">
+          <w:rFonts w:ascii="맑은 고딕" w:hAnsi="맑은 고딕" w:eastAsia="맑은 고딕"/>
+          <w:b w:val="0"/>
+          <w:color w:val="6B7280"/>
+          <w:sz w:val="21"/>
+        </w:rPr>
+        <w:t xml:space="preserve">· </w:t>
+      </w:r>
+      <w:r>
+        <w:rPr w:rFonts="맑은 고딕">
+          <w:rFonts w:ascii="맑은 고딕" w:hAnsi="맑은 고딕" w:eastAsia="맑은 고딕"/>
+          <w:b/>
+          <w:color w:val="1F2937"/>
+          <w:sz w:val="21"/>
+        </w:rPr>
+        <w:t xml:space="preserve">아티스트 소개: </w:t>
+      </w:r>
+      <w:r>
+        <w:rPr w:rFonts="맑은 고딕">
+          <w:rFonts w:ascii="맑은 고딕" w:hAnsi="맑은 고딕" w:eastAsia="맑은 고딕"/>
+          <w:b w:val="0"/>
+          <w:sz w:val="21"/>
+        </w:rPr>
+        <w:t>'올 블루 아이즈(Ol' Blue Eyes)', '이사회 의장(The Chairman of the Board)'이라는 애칭으로 불리며 20세기 엔터테인먼트 산업의 정점에 군림했던 전설적인 보컬리스트이자 배우입니다. 독보적인 프레이징 감각과 완벽한 딕션, 드라마틱한 감정 표현으로 대중가요를 예술의 경지로 끌어올렸으며, 아메리칸 스탠더드 팝의 영원한 기준점을 제시한 거인입니다.</w:t>
+      </w:r>
+    </w:p>
+    <w:p>
+      <w:pPr>
+        <w:spacing w:line="324" w:lineRule="auto" w:before="200" w:after="80"/>
+      </w:pPr>
+      <w:r>
+        <w:rPr w:rFonts="맑은 고딕">
+          <w:rFonts w:ascii="맑은 고딕" w:hAnsi="맑은 고딕" w:eastAsia="맑은 고딕"/>
+          <w:b/>
+          <w:color w:val="1E3A8A"/>
+          <w:sz w:val="24"/>
+        </w:rPr>
+        <w:t>3. 음반 상세 분석</w:t>
+      </w:r>
+    </w:p>
+    <w:p>
+      <w:pPr>
+        <w:spacing w:line="324" w:lineRule="auto" w:after="80"/>
+      </w:pPr>
+      <w:r>
+        <w:rPr w:rFonts="맑은 고딕">
+          <w:rFonts w:ascii="맑은 고딕" w:hAnsi="맑은 고딕" w:eastAsia="맑은 고딕"/>
+          <w:b w:val="0"/>
+          <w:color w:val="6B7280"/>
+          <w:sz w:val="21"/>
+        </w:rPr>
+        <w:t xml:space="preserve">· </w:t>
+      </w:r>
+      <w:r>
+        <w:rPr w:rFonts="맑은 고딕">
+          <w:rFonts w:ascii="맑은 고딕" w:hAnsi="맑은 고딕" w:eastAsia="맑은 고딕"/>
+          <w:b/>
+          <w:color w:val="1F2937"/>
+          <w:sz w:val="21"/>
+        </w:rPr>
+        <w:t xml:space="preserve">역사적 위치: </w:t>
+      </w:r>
+      <w:r>
+        <w:rPr w:rFonts="맑은 고딕">
+          <w:rFonts w:ascii="맑은 고딕" w:hAnsi="맑은 고딕" w:eastAsia="맑은 고딕"/>
+          <w:b w:val="0"/>
+          <w:sz w:val="21"/>
+        </w:rPr>
+        <w:t>사이키델릭 록과 청년 반문화가 세계를 뒤흔들던 1969년 말, 프랭크 시나트라는 전통적인 오케스트럴 팝의 굳건한 미학으로 맞서며 성인 대중음악(Adult Contemporary)의 불멸성을 증명해 냈습니다. 프랑스 샹송 'Comme d'habitude'를 폴 앵카가 영어 가사로 재해석한 타이틀곡을 중심으로, 팝 스탠더드와 당대 히트곡들을 노장의 깊이 있는 통찰로 재해석하여 팝 역사상 가장 장엄한 '인생의 회고록'을 완성했습니다.</w:t>
+      </w:r>
+    </w:p>
+    <w:p>
+      <w:pPr>
+        <w:spacing w:line="324" w:lineRule="auto" w:after="80"/>
+      </w:pPr>
+      <w:r>
+        <w:rPr w:rFonts="맑은 고딕">
+          <w:rFonts w:ascii="맑은 고딕" w:hAnsi="맑은 고딕" w:eastAsia="맑은 고딕"/>
+          <w:b w:val="0"/>
+          <w:color w:val="6B7280"/>
+          <w:sz w:val="21"/>
+        </w:rPr>
+        <w:t xml:space="preserve">· </w:t>
+      </w:r>
+      <w:r>
+        <w:rPr w:rFonts="맑은 고딕">
+          <w:rFonts w:ascii="맑은 고딕" w:hAnsi="맑은 고딕" w:eastAsia="맑은 고딕"/>
+          <w:b/>
+          <w:color w:val="1F2937"/>
+          <w:sz w:val="21"/>
+        </w:rPr>
+        <w:t xml:space="preserve">시대의 흔적(스토리텔링): </w:t>
+      </w:r>
+      <w:r>
+        <w:rPr w:rFonts="맑은 고딕">
+          <w:rFonts w:ascii="맑은 고딕" w:hAnsi="맑은 고딕" w:eastAsia="맑은 고딕"/>
+          <w:b w:val="0"/>
+          <w:sz w:val="21"/>
+        </w:rPr>
+        <w:t>급변하는 사회 분위기 속에서 방황하던 젊은 세대와 치열한 삶의 무게를 견뎌내던 기성세대 모두에게 이 앨범은 가슴 먹먹한 위로이자 인생의 이정표가 되어주었습니다. 수많은 실패와 눈물마저 당당하게 끌어안고 "나만의 길을 걸어왔노라" 담담히 선언하는 시나트라의 목소리는, 시대를 초월하여 불확실한 삶을 살아가는 모든 이들의 내면에 지워지지 않는 짙은 페이소스를 새겼습니다.</w:t>
+      </w:r>
+    </w:p>
+    <w:p>
+      <w:pPr>
+        <w:spacing w:line="324" w:lineRule="auto" w:before="200" w:after="80"/>
+      </w:pPr>
+      <w:r>
+        <w:rPr w:rFonts="맑은 고딕">
+          <w:rFonts w:ascii="맑은 고딕" w:hAnsi="맑은 고딕" w:eastAsia="맑은 고딕"/>
+          <w:b/>
+          <w:color w:val="1E3A8A"/>
+          <w:sz w:val="24"/>
+        </w:rPr>
+        <w:t>4. 주요 수록곡 및 감상 제언</w:t>
+      </w:r>
+    </w:p>
+    <w:p>
+      <w:pPr>
+        <w:spacing w:line="324" w:lineRule="auto" w:after="80"/>
+      </w:pPr>
+      <w:r>
+        <w:rPr w:rFonts="맑은 고딕">
+          <w:rFonts w:ascii="맑은 고딕" w:hAnsi="맑은 고딕" w:eastAsia="맑은 고딕"/>
+          <w:b w:val="0"/>
+          <w:color w:val="6B7280"/>
+          <w:sz w:val="21"/>
+        </w:rPr>
+        <w:t xml:space="preserve">· </w:t>
+      </w:r>
+      <w:r>
+        <w:rPr w:rFonts="맑은 고딕">
+          <w:rFonts w:ascii="맑은 고딕" w:hAnsi="맑은 고딕" w:eastAsia="맑은 고딕"/>
+          <w:b/>
+          <w:color w:val="1F2937"/>
+          <w:sz w:val="21"/>
+        </w:rPr>
+        <w:t xml:space="preserve">주요 수록곡 특징: </w:t>
+      </w:r>
+      <w:r>
+        <w:rPr w:rFonts="맑은 고딕">
+          <w:rFonts w:ascii="맑은 고딕" w:hAnsi="맑은 고딕" w:eastAsia="맑은 고딕"/>
+          <w:b w:val="0"/>
+          <w:sz w:val="21"/>
+        </w:rPr>
+        <w:t>잔잔한 독백으로 시작해 후반부 웅장한 오케스트레이션과 함께 폭발적인 카타르시스를 안겨주는 불멸의 명곡 'My Way'를 필두로, 비틀즈의 원곡을 그윽한 중년의 멜로드라마로 탈바꿈시킨 'Yesterday', 사이먼 앤 가펑클의 포크 록을 유쾌하고 경쾌한 빅밴드 스윙으로 재창조한 'Mrs. Robinson', 모타운 소울을 시나트라만의 세련된 낭만으로 소화한 'For Once in My Life' 등 장르를 넘나드는 거장의 폭넓은 서정성이 돋보입니다.</w:t>
+      </w:r>
+    </w:p>
+    <w:p>
+      <w:pPr>
+        <w:spacing w:line="324" w:lineRule="auto" w:after="80"/>
+      </w:pPr>
+      <w:r>
+        <w:rPr w:rFonts="맑은 고딕">
+          <w:rFonts w:ascii="맑은 고딕" w:hAnsi="맑은 고딕" w:eastAsia="맑은 고딕"/>
+          <w:b w:val="0"/>
+          <w:color w:val="6B7280"/>
+          <w:sz w:val="21"/>
+        </w:rPr>
+        <w:t xml:space="preserve">· </w:t>
+      </w:r>
+      <w:r>
+        <w:rPr w:rFonts="맑은 고딕">
+          <w:rFonts w:ascii="맑은 고딕" w:hAnsi="맑은 고딕" w:eastAsia="맑은 고딕"/>
+          <w:b/>
+          <w:color w:val="1F2937"/>
+          <w:sz w:val="21"/>
+        </w:rPr>
+        <w:t xml:space="preserve">빈티지 감상 제언: </w:t>
+      </w:r>
+      <w:r>
+        <w:rPr w:rFonts="맑은 고딕">
+          <w:rFonts w:ascii="맑은 고딕" w:hAnsi="맑은 고딕" w:eastAsia="맑은 고딕"/>
+          <w:b w:val="0"/>
+          <w:sz w:val="21"/>
+        </w:rPr>
+        <w:t>턴테이블의 바늘이 묵직한 바이닐의 소리골을 타고 흐르는 첫 순간의 미세한 아날로그 질감은 마치 지나온 세월의 주름을 대변하는 듯합니다. 진공관 앰프 특유의 포근한 온기 속에서 프랭크 시나트라의 깊은 흉성(Chest Voice)과 돈 코스타 오케스트라의 풍성한 현악 스트링이 조화를 이룰 때, 디지털 음원에서는 결코 느낄 수 없는 가슴 벅찬 공간감과 현장감을 만끽할 수 있습니다.</w:t>
+      </w:r>
+    </w:p>
+    <w:p>
+      <w:pPr>
+        <w:spacing w:line="324" w:lineRule="auto" w:after="80"/>
+      </w:pPr>
+      <w:r>
+        <w:rPr w:rFonts="맑은 고딕">
+          <w:rFonts w:ascii="맑은 고딕" w:hAnsi="맑은 고딕" w:eastAsia="맑은 고딕"/>
+          <w:b w:val="0"/>
+          <w:color w:val="6B7280"/>
+          <w:sz w:val="21"/>
+        </w:rPr>
+        <w:t xml:space="preserve">· </w:t>
+      </w:r>
+      <w:r>
+        <w:rPr w:rFonts="맑은 고딕">
+          <w:rFonts w:ascii="맑은 고딕" w:hAnsi="맑은 고딕" w:eastAsia="맑은 고딕"/>
+          <w:b/>
+          <w:color w:val="1F2937"/>
+          <w:sz w:val="21"/>
+        </w:rPr>
+        <w:t xml:space="preserve">소장 가치: </w:t>
+      </w:r>
+      <w:r>
+        <w:rPr w:rFonts="맑은 고딕">
+          <w:rFonts w:ascii="맑은 고딕" w:hAnsi="맑은 고딕" w:eastAsia="맑은 고딕"/>
+          <w:b w:val="0"/>
+          <w:sz w:val="21"/>
+        </w:rPr>
+        <w:t>한 시대를 풍미한 위대한 거장이 자신의 황혼기 문턱에서 바친 가장 솔직하고 위엄 있는 고백록이자, 아날로그 레코딩 기술의 온전한 정수를 담아낸 필청반입니다. 팝과 재즈, 클래식을 아우르는 음악 애호가 모두에게 삶의 철학과 예술성이 완벽한 균형을 이룬 기념비적 작품으로서 영구 소장할 가치가 충분합니다.</w:t>
+      </w:r>
+    </w:p>
+    <w:p>
+      <w:pPr>
+        <w:spacing w:line="324" w:lineRule="auto" w:after="120" w:before="160"/>
+      </w:pPr>
+      <w:r>
+        <w:rPr w:rFonts="맑은 고딕">
+          <w:rFonts w:ascii="맑은 고딕" w:hAnsi="맑은 고딕" w:eastAsia="맑은 고딕"/>
+          <w:b/>
+          <w:color w:val="4338CA"/>
+          <w:sz w:val="21"/>
+        </w:rPr>
+        <w:t>이 음반을 통해 한 거장이 지나온 삶의 궤적과 아날로그 소리골이 전해주는 감동을 다시 한번 경험해 보시는 것은 어떨까요?</w:t>
       </w:r>
     </w:p>
     <w:sectPr>
       <w:pgSz w:w="12240" w:h="15840"/>
-      <w:pgMar w:top="1440" w:right="1440" w:bottom="1440" w:left="1440" w:header="720" w:footer="720" w:gutter="0"/>
+      <w:pgMar w:top="1152" w:right="1296" w:bottom="1152" w:left="1296" w:header="720" w:footer="720" w:gutter="0"/>
       <w:cols w:space="720"/>
       <w:docGrid w:linePitch="360"/>
     </w:sectPr>

--- a/word_reports/LP_0148_위치_708_Frank Sinatra_My Way.docx
+++ b/word_reports/LP_0148_위치_708_Frank Sinatra_My Way.docx
@@ -32,7 +32,7 @@
     </w:p>
     <w:p>
       <w:pPr>
-        <w:spacing w:line="324" w:lineRule="auto" w:before="80" w:after="160"/>
+        <w:spacing w:line="324" w:lineRule="auto" w:before="80" w:after="120"/>
       </w:pPr>
       <w:r>
         <w:rPr w:rFonts="맑은 고딕">
@@ -42,13 +42,6 @@
           <w:sz w:val="22"/>
         </w:rPr>
         <w:t xml:space="preserve">[음반 소개] </w:t>
-      </w:r>
-      <w:r>
-        <w:rPr w:rFonts="맑은 고딕">
-          <w:rFonts w:ascii="맑은 고딕" w:hAnsi="맑은 고딕" w:eastAsia="맑은 고딕"/>
-          <w:b w:val="0"/>
-          <w:sz w:val="21"/>
-        </w:rPr>
       </w:r>
     </w:p>
     <w:p>
@@ -61,7 +54,33 @@
           <w:b w:val="0"/>
           <w:sz w:val="21"/>
         </w:rPr>
-        <w:t>황혼의 문턱에 선 거장이 자신의 전 생애를 담담하고도 웅장하게 반추하는 1969년작 [My Way]는 20세기 대중음악사가 남긴 가장 찬연한 기념비 중 하나입니다. 프랭크 시나트라 특유의 깊고 그윽한 바리톤 음색은 지나온 영광과 굴곡진 회한의 시간들을 하나의 거대한 서사시로 직조해 냅니다. 격동하던 당대 록 음악의 거센 물결 속에서도 정통 보컬 팝의 품격과 자존심을 굳건히 지켜내며, 오늘날까지도 인생이라는 숭고한 여정을 통과하는 모든 영혼들에게 깊은 위로와 울림을 선사합니다.</w:t>
+        <w:t>1969년, 전 세계 대중음악계는 사이키델릭 록의 거대한 파도와 청년 문화의 저항적 에너지로 요동치고 있었습니다. 록 음악의 격렬한 포효가 시대를 뒤흔들던 그 혼돈의 한복판에서, 쉰을 훌쩍 넘긴 백전노장 프랭크 시나트라는 결코 흔들리지 않는 거목처럼 스튜디오 중앙에 섰습니다. 본작 [My Way]는 급변하는 음악적 조류에 휩쓸리지 않고, 전통적 보컬 팝의 우아함과 인생의 깊은 비의(悲意)를 아로새기며 당대 대중음악사에 불멸의 족적을 남긴 위대한 선언문과도 같은 걸작입니다.</w:t>
+      </w:r>
+    </w:p>
+    <w:p>
+      <w:pPr>
+        <w:spacing w:line="324" w:lineRule="auto" w:after="120"/>
+      </w:pPr>
+      <w:r>
+        <w:rPr w:rFonts="맑은 고딕">
+          <w:rFonts w:ascii="맑은 고딕" w:hAnsi="맑은 고딕" w:eastAsia="맑은 고딕"/>
+          <w:b w:val="0"/>
+          <w:sz w:val="21"/>
+        </w:rPr>
+        <w:t>이 앨범의 심장인 표제곡 "My Way"는 프랑스 샹송 "Comme d'habitude"의 선율에 폴 앵카가 시나트라의 파란만장한 생애를 투영하여 가사를 헌정한 작품입니다. 시나트라는 화려했던 전성기의 영광과 밑바닥까지 추락했던 쓰라린 좌절, 그리고 다시 일어서 마침내 황혼에 다다른 한 인간의 실존을 가식 없는 목소리로 읊조립니다. 그의 목소리는 단순한 가창의 영역을 넘어, 운명의 풍파를 온몸으로 받아내며 자신만의 길을 묵묵히 걸어온 고독한 영혼이 토해내는 장엄한 고백록으로 승화됩니다. 단어 하나, 숨결 하나에 실린 무게감은 청자에게 가슴 저릿한 서정적 카타르시스를 선사합니다.</w:t>
+      </w:r>
+    </w:p>
+    <w:p>
+      <w:pPr>
+        <w:spacing w:line="324" w:lineRule="auto" w:after="120"/>
+      </w:pPr>
+      <w:r>
+        <w:rPr w:rFonts="맑은 고딕">
+          <w:rFonts w:ascii="맑은 고딕" w:hAnsi="맑은 고딕" w:eastAsia="맑은 고딕"/>
+          <w:b w:val="0"/>
+          <w:sz w:val="21"/>
+        </w:rPr>
+        <w:t>나아가 본 앨범은 시대와의 유려한 호흡을 포기하지 않았던 거장의 예술적 유연성을 증명합니다. 비틀즈의 "Yesterday"나 사이먼 앤 가펑클의 "Mrs. Robinson" 같은 당대 젊은 세대의 송가를 시나트라 특유의 원숙한 바리톤과 재즈적 스윙, 돈 코스타(Don Costa)의 풍성한 오케스트레이션으로 완벽히 재해석해 냈습니다. 반세기가 훌쩍 지난 오늘날에도 이 음반이 전해주는 감동의 결이 조금도 바래지 않는 까닭은, 유한한 삶 속에서 스스로의 존엄을 지켜내고자 했던 인간의 숭고한 서사가 턴테이블의 회전 속에 오롯이 살아 숨 쉬고 있기 때문입니다.</w:t>
       </w:r>
     </w:p>
     <w:p>
@@ -168,7 +187,7 @@
           <w:b w:val="0"/>
           <w:sz w:val="21"/>
         </w:rPr>
-        <w:t>1969년 3월 리프라이즈 레코드(Reprise Records)를 통해 발매된 프랭크 시나트라의 정규 스튜디오 음반으로, 명편곡자 돈 코스타(Don Costa)와의 완벽한 호흡을 통해 성숙한 황혼기 보컬 미학의 정점을 기록한 역사적 작품입니다.</w:t>
+        <w:t>1969년 리프라이즈 레코드(Reprise Records) 발매. 시나트라의 음악 인생 후반기를 대표하는 마스터피스로, 전통 스탠더드 팝과 컨템퍼러리 팝의 황금비율을 이룩한 명반.</w:t>
       </w:r>
     </w:p>
     <w:p>
@@ -199,7 +218,7 @@
           <w:b w:val="0"/>
           <w:sz w:val="21"/>
         </w:rPr>
-        <w:t>발매 직후 미국 빌보드 200 앨범 차트 11위, 영국 오피셜 앨범 차트 2위를 기록하며 대중적 찬사를 받았습니다. 특히 동명의 타이틀곡 'My Way'는 영국 싱글 차트 톱 40에 무려 75주간 머무는 경이로운 대기록을 세우며 전 세계적인 스테디셀러 앨범으로 자리매김했습니다.</w:t>
+        <w:t>발매 당시 미국 빌보드 200 차트 11위에 올랐으며, 영국 앨범 차트 2위를 기록함. 타이틀곡 "My Way" 싱글은 영국 오피셜 차트 톱 40에 무려 75주간 머무르며 팝 역사상 유례없는 경이적인 롱런 히트를 기록함.</w:t>
       </w:r>
     </w:p>
     <w:p>
@@ -230,7 +249,7 @@
           <w:b w:val="0"/>
           <w:sz w:val="21"/>
         </w:rPr>
-        <w:t>앨범의 표제작인 'My Way'는 2000년 그래미 명예의 전당(Grammy Hall of Fame)에 헌액되었으며, 프랭크 시나트라 필생의 시그니처 트랙이자 20세기 팝 음악사를 대표하는 가장 위대한 송가로 공인받고 있습니다.</w:t>
+        <w:t>그래미 명예의 전당(Grammy Hall of Fame) 헌액(타이틀곡 기준), 롤링 스톤 선정 명곡 리스트 등 다수의 권위 있는 매체로부터 20세기 가장 위대한 팝 스탠더드 음반 중 하나로 공인받음.</w:t>
       </w:r>
     </w:p>
     <w:p>
@@ -337,7 +356,7 @@
           <w:b w:val="0"/>
           <w:sz w:val="21"/>
         </w:rPr>
-        <w:t>솔로 (보컬 그룹 '랫 팩(The Rat Pack)'의 리더로도 활동)</w:t>
+        <w:t>솔로 (보컬리스트 / 배우)</w:t>
       </w:r>
     </w:p>
     <w:p>
@@ -368,7 +387,7 @@
           <w:b w:val="0"/>
           <w:sz w:val="21"/>
         </w:rPr>
-        <w:t>'올 블루 아이즈(Ol' Blue Eyes)', '이사회 의장(The Chairman of the Board)'이라는 애칭으로 불리며 20세기 엔터테인먼트 산업의 정점에 군림했던 전설적인 보컬리스트이자 배우입니다. 독보적인 프레이징 감각과 완벽한 딕션, 드라마틱한 감정 표현으로 대중가요를 예술의 경지로 끌어올렸으며, 아메리칸 스탠더드 팝의 영원한 기준점을 제시한 거인입니다.</w:t>
+        <w:t>'올 블루 아이즈(Ol' Blue Eyes)', '더 보이스(The Voice)'라는 영예로운 칭호로 불리며 20세기 엔터테인먼트 산업의 정점에 군림했던 전설적인 거장입니다. 벨칸토 발성에 기반한 완벽한 호흡 조절과 곡의 내러티브를 한 편의 모노드라마처럼 빚어내는 드라마틱한 프레이징으로 현대 파퓰러 보컬의 기틀을 확립했습니다.</w:t>
       </w:r>
     </w:p>
     <w:p>
@@ -413,7 +432,7 @@
           <w:b w:val="0"/>
           <w:sz w:val="21"/>
         </w:rPr>
-        <w:t>사이키델릭 록과 청년 반문화가 세계를 뒤흔들던 1969년 말, 프랭크 시나트라는 전통적인 오케스트럴 팝의 굳건한 미학으로 맞서며 성인 대중음악(Adult Contemporary)의 불멸성을 증명해 냈습니다. 프랑스 샹송 'Comme d'habitude'를 폴 앵카가 영어 가사로 재해석한 타이틀곡을 중심으로, 팝 스탠더드와 당대 히트곡들을 노장의 깊이 있는 통찰로 재해석하여 팝 역사상 가장 장엄한 '인생의 회고록'을 완성했습니다.</w:t>
+        <w:t>포크와 록이 지배하던 1960년대 후반의 음악적 단절 속에서, '아메리칸 그레이트 송북'의 전통을 계승하고 팝 오케스트레이션의 극치를 보여준 기념비적 음반입니다. 상업성과 예술성의 완벽한 조화를 이뤄내며 시나트라라는 불멸의 아이콘을 영원한 신화로 격상시켰습니다.</w:t>
       </w:r>
     </w:p>
     <w:p>
@@ -444,7 +463,7 @@
           <w:b w:val="0"/>
           <w:sz w:val="21"/>
         </w:rPr>
-        <w:t>급변하는 사회 분위기 속에서 방황하던 젊은 세대와 치열한 삶의 무게를 견뎌내던 기성세대 모두에게 이 앨범은 가슴 먹먹한 위로이자 인생의 이정표가 되어주었습니다. 수많은 실패와 눈물마저 당당하게 끌어안고 "나만의 길을 걸어왔노라" 담담히 선언하는 시나트라의 목소리는, 시대를 초월하여 불확실한 삶을 살아가는 모든 이들의 내면에 지워지지 않는 짙은 페이소스를 새겼습니다.</w:t>
+        <w:t>베트남 전쟁의 그림자와 반문화 운동, 세대 갈등으로 분열되던 1960년대 말의 미국 사회에서, 이 앨범은 격랑의 세월을 살아낸 기성세대에게는 묵직한 긍지와 위로를, 방황하던 청춘들에게는 삶을 마주하는 초연한 태도를 일깨워 주며 시대를 초월한 정서적 교감을 이끌어냈습니다.</w:t>
       </w:r>
     </w:p>
     <w:p>
@@ -489,7 +508,99 @@
           <w:b w:val="0"/>
           <w:sz w:val="21"/>
         </w:rPr>
-        <w:t>잔잔한 독백으로 시작해 후반부 웅장한 오케스트레이션과 함께 폭발적인 카타르시스를 안겨주는 불멸의 명곡 'My Way'를 필두로, 비틀즈의 원곡을 그윽한 중년의 멜로드라마로 탈바꿈시킨 'Yesterday', 사이먼 앤 가펑클의 포크 록을 유쾌하고 경쾌한 빅밴드 스윙으로 재창조한 'Mrs. Robinson', 모타운 소울을 시나트라만의 세련된 낭만으로 소화한 'For Once in My Life' 등 장르를 넘나드는 거장의 폭넓은 서정성이 돋보입니다.</w:t>
+      </w:r>
+    </w:p>
+    <w:p>
+      <w:pPr>
+        <w:spacing w:line="324" w:lineRule="auto" w:after="80"/>
+      </w:pPr>
+      <w:r>
+        <w:rPr w:rFonts="맑은 고딕">
+          <w:rFonts w:ascii="맑은 고딕" w:hAnsi="맑은 고딕" w:eastAsia="맑은 고딕"/>
+          <w:b w:val="0"/>
+          <w:color w:val="6B7280"/>
+          <w:sz w:val="21"/>
+        </w:rPr>
+        <w:t xml:space="preserve">· </w:t>
+      </w:r>
+      <w:r>
+        <w:rPr w:rFonts="맑은 고딕">
+          <w:rFonts w:ascii="맑은 고딕" w:hAnsi="맑은 고딕" w:eastAsia="맑은 고딕"/>
+          <w:b/>
+          <w:color w:val="1F2937"/>
+          <w:sz w:val="21"/>
+        </w:rPr>
+        <w:t xml:space="preserve">"My Way": </w:t>
+      </w:r>
+      <w:r>
+        <w:rPr w:rFonts="맑은 고딕">
+          <w:rFonts w:ascii="맑은 고딕" w:hAnsi="맑은 고딕" w:eastAsia="맑은 고딕"/>
+          <w:b w:val="0"/>
+          <w:sz w:val="21"/>
+        </w:rPr>
+        <w:t>도입부의 담담한 독백에서 후반부의 격정적인 오케스트라 크레셴도에 이르기까지, 가창의 완급 조절과 극적인 서사 구조가 듣는 이를 압도하는 인생의 찬가.</w:t>
+      </w:r>
+    </w:p>
+    <w:p>
+      <w:pPr>
+        <w:spacing w:line="324" w:lineRule="auto" w:after="80"/>
+      </w:pPr>
+      <w:r>
+        <w:rPr w:rFonts="맑은 고딕">
+          <w:rFonts w:ascii="맑은 고딕" w:hAnsi="맑은 고딕" w:eastAsia="맑은 고딕"/>
+          <w:b w:val="0"/>
+          <w:color w:val="6B7280"/>
+          <w:sz w:val="21"/>
+        </w:rPr>
+        <w:t xml:space="preserve">· </w:t>
+      </w:r>
+      <w:r>
+        <w:rPr w:rFonts="맑은 고딕">
+          <w:rFonts w:ascii="맑은 고딕" w:hAnsi="맑은 고딕" w:eastAsia="맑은 고딕"/>
+          <w:b/>
+          <w:color w:val="1F2937"/>
+          <w:sz w:val="21"/>
+        </w:rPr>
+        <w:t xml:space="preserve">"Yesterday": </w:t>
+      </w:r>
+      <w:r>
+        <w:rPr w:rFonts="맑은 고딕">
+          <w:rFonts w:ascii="맑은 고딕" w:hAnsi="맑은 고딕" w:eastAsia="맑은 고딕"/>
+          <w:b w:val="0"/>
+          <w:sz w:val="21"/>
+        </w:rPr>
+        <w:t>폴 매카트니의 명곡을 더욱 짙고 어두운 고독의 색채로 덧칠하여, 흘러간 시간에 대한 깊은 회한과 체념을 담아낸 관조적 명연.</w:t>
+      </w:r>
+    </w:p>
+    <w:p>
+      <w:pPr>
+        <w:spacing w:line="324" w:lineRule="auto" w:after="80"/>
+      </w:pPr>
+      <w:r>
+        <w:rPr w:rFonts="맑은 고딕">
+          <w:rFonts w:ascii="맑은 고딕" w:hAnsi="맑은 고딕" w:eastAsia="맑은 고딕"/>
+          <w:b w:val="0"/>
+          <w:color w:val="6B7280"/>
+          <w:sz w:val="21"/>
+        </w:rPr>
+        <w:t xml:space="preserve">· </w:t>
+      </w:r>
+      <w:r>
+        <w:rPr w:rFonts="맑은 고딕">
+          <w:rFonts w:ascii="맑은 고딕" w:hAnsi="맑은 고딕" w:eastAsia="맑은 고딕"/>
+          <w:b/>
+          <w:color w:val="1F2937"/>
+          <w:sz w:val="21"/>
+        </w:rPr>
+        <w:t xml:space="preserve">"Mrs. Robinson": </w:t>
+      </w:r>
+      <w:r>
+        <w:rPr w:rFonts="맑은 고딕">
+          <w:rFonts w:ascii="맑은 고딕" w:hAnsi="맑은 고딕" w:eastAsia="맑은 고딕"/>
+          <w:b w:val="0"/>
+          <w:sz w:val="21"/>
+        </w:rPr>
+        <w:t>원곡의 포크 록 감성을 경쾌하고 세련된 브라스 사운드와 능청스러운 스윙감으로 뒤바꾼 시나트라 음악 특유의 멋과 여유.</w:t>
       </w:r>
     </w:p>
     <w:p>
@@ -520,7 +631,7 @@
           <w:b w:val="0"/>
           <w:sz w:val="21"/>
         </w:rPr>
-        <w:t>턴테이블의 바늘이 묵직한 바이닐의 소리골을 타고 흐르는 첫 순간의 미세한 아날로그 질감은 마치 지나온 세월의 주름을 대변하는 듯합니다. 진공관 앰프 특유의 포근한 온기 속에서 프랭크 시나트라의 깊은 흉성(Chest Voice)과 돈 코스타 오케스트라의 풍성한 현악 스트링이 조화를 이룰 때, 디지털 음원에서는 결코 느낄 수 없는 가슴 벅찬 공간감과 현장감을 만끽할 수 있습니다.</w:t>
+        <w:t>진공관 앰프의 온기와 아날로그 턴테이블의 깊은 다이내믹 레인지가 조화를 이룰 때 진가를 발휘합니다. 특히 스트링 섹션의 풍성한 배음과 시나트라의 폐부를 찌르는 듯한 중저역 바리톤의 질감, 숨소리의 미세한 떨림까지 아날로그 바이닐 특유의 두터운 밀도감으로 감상할 것을 권합니다.</w:t>
       </w:r>
     </w:p>
     <w:p>
@@ -551,7 +662,7 @@
           <w:b w:val="0"/>
           <w:sz w:val="21"/>
         </w:rPr>
-        <w:t>한 시대를 풍미한 위대한 거장이 자신의 황혼기 문턱에서 바친 가장 솔직하고 위엄 있는 고백록이자, 아날로그 레코딩 기술의 온전한 정수를 담아낸 필청반입니다. 팝과 재즈, 클래식을 아우르는 음악 애호가 모두에게 삶의 철학과 예술성이 완벽한 균형을 이룬 기념비적 작품으로서 영구 소장할 가치가 충분합니다.</w:t>
+        <w:t>20세기 대중음악의 가장 결정적인 순간을 물리적 실체로 간직할 수 있는 음반입니다. 시나트라의 음악적 독백이 새겨진 그루브를 소유한다는 것만으로도 LP 애호가와 오디오파일 모두에게 거부할 수 없는 궁극의 컬렉션 가치를 지닙니다.</w:t>
       </w:r>
     </w:p>
     <w:p>
@@ -565,7 +676,7 @@
           <w:color w:val="4338CA"/>
           <w:sz w:val="21"/>
         </w:rPr>
-        <w:t>이 음반을 통해 한 거장이 지나온 삶의 궤적과 아날로그 소리골이 전해주는 감동을 다시 한번 경험해 보시는 것은 어떨까요?</w:t>
+        <w:t>이 음반을 통해 회한마저 찬란한 자부심으로 바꾸어 놓았던 거장의 거친 숨결과, 세월이 흘러도 바래지 않는 아날로그 사운드가 전해주는 감동을 다시 한번 경험해 보시는 것은 어떨까요?</w:t>
       </w:r>
     </w:p>
     <w:sectPr>
